--- a/downloads/u4/u4-notes.docx
+++ b/downloads/u4/u4-notes.docx
@@ -15,7 +15,7 @@
         <w:pStyle w:val="Subtitle"/>
       </w:pPr>
       <w:r>
-        <w:t xml:space="preserve">Unit 4 of the Generative AI and LLM crash course · session 004 · curriculum node U4</w:t>
+        <w:t xml:space="preserve">Unit 4 of the Generative AI and LLM crash course</w:t>
       </w:r>
     </w:p>
     <w:p>
@@ -233,7 +233,7 @@
         <w:t xml:space="preserve"> </w:t>
       </w:r>
       <w:r>
-        <w:t xml:space="preserve">Unit 3 (session 001): next-token prediction, decoding, temperature and the context window. Unit 2 (session 002): the Transformer, in particular that attention cost grows with context length. Basic probability (binomial distribution) for Section 3.3.</w:t>
+        <w:t xml:space="preserve">Unit 3: next-token prediction, decoding, temperature and the context window. Unit 2: the Transformer, in particular that attention cost grows with context length. Basic probability (binomial distribution) for Section 3.3.</w:t>
       </w:r>
     </w:p>
     <w:p>
@@ -7073,7 +7073,7 @@
         <w:pStyle w:val="FirstParagraph"/>
       </w:pPr>
       <w:r>
-        <w:t xml:space="preserve">Attention cost grows with context length (session 002), but there is a second issue: models do not use all positions equally. Liu et al. (2023) found a</w:t>
+        <w:t xml:space="preserve">Attention cost grows with context length (Unit 2), but there is a second issue: models do not use all positions equally. Liu et al. (2023) found a</w:t>
       </w:r>
       <w:r>
         <w:t xml:space="preserve"> </w:t>
@@ -9960,7 +9960,7 @@
         <w:t xml:space="preserve"> </w:t>
       </w:r>
       <w:r>
-        <w:t xml:space="preserve">use the sampler from session 001 to generate</w:t>
+        <w:t xml:space="preserve">use the sampler from Unit 3 to generate</w:t>
       </w:r>
       <w:r>
         <w:t xml:space="preserve"> </w:t>
@@ -11346,7 +11346,7 @@
           <w:b/>
           <w:bCs/>
         </w:rPr>
-        <w:t xml:space="preserve">Next node:</w:t>
+        <w:t xml:space="preserve">Next:</w:t>
       </w:r>
       <w:r>
         <w:t xml:space="preserve"> </w:t>

--- a/downloads/u4/u4-notes.docx
+++ b/downloads/u4/u4-notes.docx
@@ -471,11 +471,11 @@
         <w:tblLook w:firstRow="1" w:lastRow="0" w:firstColumn="0" w:lastColumn="0" w:noHBand="0" w:noVBand="0" w:val="0020"/>
       </w:tblPr>
       <w:tblGrid>
-        <w:gridCol w:w="754"/>
-        <w:gridCol w:w="1005"/>
-        <w:gridCol w:w="2262"/>
-        <w:gridCol w:w="2262"/>
-        <w:gridCol w:w="1634"/>
+        <w:gridCol w:w="1819"/>
+        <w:gridCol w:w="1177"/>
+        <w:gridCol w:w="2996"/>
+        <w:gridCol w:w="1070"/>
+        <w:gridCol w:w="856"/>
       </w:tblGrid>
       <w:tr>
         <w:trPr>
@@ -522,7 +522,7 @@
           <w:p>
             <w:pPr>
               <w:pStyle w:val="Compact"/>
-              <w:jc w:val="left"/>
+              <w:jc w:val="center"/>
             </w:pPr>
             <w:r>
               <w:t xml:space="preserve">Where it appears</w:t>
@@ -580,7 +580,7 @@
           <w:p>
             <w:pPr>
               <w:pStyle w:val="Compact"/>
-              <w:jc w:val="left"/>
+              <w:jc w:val="center"/>
             </w:pPr>
             <w:r>
               <w:t xml:space="preserve">3.1</w:t>
@@ -638,7 +638,7 @@
           <w:p>
             <w:pPr>
               <w:pStyle w:val="Compact"/>
-              <w:jc w:val="left"/>
+              <w:jc w:val="center"/>
             </w:pPr>
             <w:r>
               <w:t xml:space="preserve">3.1</w:t>
@@ -696,7 +696,7 @@
           <w:p>
             <w:pPr>
               <w:pStyle w:val="Compact"/>
-              <w:jc w:val="left"/>
+              <w:jc w:val="center"/>
             </w:pPr>
             <w:r>
               <w:t xml:space="preserve">3.1</w:t>
@@ -754,7 +754,7 @@
           <w:p>
             <w:pPr>
               <w:pStyle w:val="Compact"/>
-              <w:jc w:val="left"/>
+              <w:jc w:val="center"/>
             </w:pPr>
             <w:r>
               <w:t xml:space="preserve">3.1</w:t>
@@ -812,7 +812,7 @@
           <w:p>
             <w:pPr>
               <w:pStyle w:val="Compact"/>
-              <w:jc w:val="left"/>
+              <w:jc w:val="center"/>
             </w:pPr>
             <w:r>
               <w:t xml:space="preserve">3.2</w:t>
@@ -870,7 +870,7 @@
           <w:p>
             <w:pPr>
               <w:pStyle w:val="Compact"/>
-              <w:jc w:val="left"/>
+              <w:jc w:val="center"/>
             </w:pPr>
             <w:r>
               <w:t xml:space="preserve">3.2</w:t>
@@ -928,7 +928,7 @@
           <w:p>
             <w:pPr>
               <w:pStyle w:val="Compact"/>
-              <w:jc w:val="left"/>
+              <w:jc w:val="center"/>
             </w:pPr>
             <w:r>
               <w:t xml:space="preserve">3.2</w:t>
@@ -986,7 +986,7 @@
           <w:p>
             <w:pPr>
               <w:pStyle w:val="Compact"/>
-              <w:jc w:val="left"/>
+              <w:jc w:val="center"/>
             </w:pPr>
             <w:r>
               <w:t xml:space="preserve">3.2</w:t>
@@ -1044,7 +1044,7 @@
           <w:p>
             <w:pPr>
               <w:pStyle w:val="Compact"/>
-              <w:jc w:val="left"/>
+              <w:jc w:val="center"/>
             </w:pPr>
             <w:r>
               <w:t xml:space="preserve">3.2</w:t>
@@ -1102,7 +1102,7 @@
           <w:p>
             <w:pPr>
               <w:pStyle w:val="Compact"/>
-              <w:jc w:val="left"/>
+              <w:jc w:val="center"/>
             </w:pPr>
             <w:r>
               <w:t xml:space="preserve">3.3</w:t>
@@ -1160,7 +1160,7 @@
           <w:p>
             <w:pPr>
               <w:pStyle w:val="Compact"/>
-              <w:jc w:val="left"/>
+              <w:jc w:val="center"/>
             </w:pPr>
             <w:r>
               <w:t xml:space="preserve">3.3</w:t>
@@ -1222,7 +1222,7 @@
           <w:p>
             <w:pPr>
               <w:pStyle w:val="Compact"/>
-              <w:jc w:val="left"/>
+              <w:jc w:val="center"/>
             </w:pPr>
             <w:r>
               <w:t xml:space="preserve">3.3</w:t>
@@ -1280,7 +1280,7 @@
           <w:p>
             <w:pPr>
               <w:pStyle w:val="Compact"/>
-              <w:jc w:val="left"/>
+              <w:jc w:val="center"/>
             </w:pPr>
             <w:r>
               <w:t xml:space="preserve">3.3</w:t>
@@ -1338,7 +1338,7 @@
           <w:p>
             <w:pPr>
               <w:pStyle w:val="Compact"/>
-              <w:jc w:val="left"/>
+              <w:jc w:val="center"/>
             </w:pPr>
             <w:r>
               <w:t xml:space="preserve">3.4</w:t>
@@ -5259,7 +5259,7 @@
           <wp:inline>
             <wp:extent cx="4000500" cy="2403984"/>
             <wp:effectExtent b="0" l="0" r="0" t="0"/>
-            <wp:docPr descr="Accuracy of the majority answer against the number of samples k, for several single-sample accuracies p (exact, from (2)), with a simulation of 200{,}000 trials for p=0.6 (black dots). At p=0.6: 0.683 at k=5, 0.753 at k=11, 0.826 at k=21, 0.872 at k=31; the simulation gives 0.601, 0.682, 0.754, 0.825, 0.872. At p=0.5 nothing changes; at p=0.4 voting makes it worse (0.317, 0.247, 0.174, 0.128)." title="" id="29" name="Picture"/>
+            <wp:docPr descr="Accuracy of the majority answer against the number of samples k, for several single-sample accuracies p (exact, from (2)), with a simulation of 200,000 trials for p=0.6 (black dots). At p=0.6: 0.683 at k=5, 0.753 at k=11, 0.826 at k=21, 0.872 at k=31; the simulation gives 0.601, 0.682, 0.754, 0.825, 0.872. At p=0.5 nothing changes; at p=0.4 voting makes it worse (0.317, 0.247, 0.174, 0.128)." title="" id="29" name="Picture"/>
             <a:graphic>
               <a:graphicData uri="http://schemas.openxmlformats.org/drawingml/2006/picture">
                 <pic:pic>
@@ -5327,7 +5327,7 @@
         <w:t xml:space="preserve"> </w:t>
       </w:r>
       <w:r>
-        <w:t xml:space="preserve">(exact, from (2)), with a simulation of 200{,}000 trials for</w:t>
+        <w:t xml:space="preserve">(exact, from (2)), with a simulation of 200,000 trials for</w:t>
       </w:r>
       <w:r>
         <w:t xml:space="preserve"> </w:t>
